--- a/laravel-app/database/data/internship/handbooks/ai/Beyond_AI_Internship_Day_156_Student_Handbook.docx
+++ b/laravel-app/database/data/internship/handbooks/ai/Beyond_AI_Internship_Day_156_Student_Handbook.docx
@@ -38,7 +38,7 @@
           <w:color w:val="1E293B"/>
           <w:sz w:val="28"/>
         </w:rPr>
-        <w:t>Ai Agents And Tool Use</w:t>
+        <w:t>Prompt Injection, Data Exfiltration, and Tool Misuse</w:t>
       </w:r>
     </w:p>
     <w:p>
@@ -50,7 +50,7 @@
           <w:b w:val="0"/>
           <w:sz w:val="22"/>
         </w:rPr>
-        <w:t>Assessment and reflection. Full student study guide and practical laboratory manual for Beyond Enterprise interns.</w:t>
+        <w:t>Applied practice. Full student study guide and practical laboratory manual for Beyond Enterprise interns.</w:t>
       </w:r>
     </w:p>
     <w:tbl>
@@ -141,7 +141,7 @@
               <w:rPr>
                 <w:sz w:val="18"/>
               </w:rPr>
-              <w:t>Assessment and reflection</w:t>
+              <w:t>Applied practice</w:t>
             </w:r>
           </w:p>
         </w:tc>
@@ -154,7 +154,7 @@
               <w:rPr>
                 <w:sz w:val="18"/>
               </w:rPr>
-              <w:t>advanced</w:t>
+              <w:t>intermediate-to-advanced</w:t>
             </w:r>
           </w:p>
         </w:tc>
@@ -167,7 +167,7 @@
               <w:rPr>
                 <w:sz w:val="18"/>
               </w:rPr>
-              <w:t>8 hours</w:t>
+              <w:t>8.0 hours</w:t>
             </w:r>
           </w:p>
         </w:tc>
@@ -180,7 +180,7 @@
               <w:rPr>
                 <w:sz w:val="18"/>
               </w:rPr>
-              <w:t>Python, Jupyter, VS Code, local/open models where practical</w:t>
+              <w:t>Python, VS Code, Git, OWASP/NIST guidance, sandbox test tools</w:t>
             </w:r>
           </w:p>
         </w:tc>
@@ -198,7 +198,7 @@
           <w:color w:val="0B3F90"/>
           <w:sz w:val="20"/>
         </w:rPr>
-        <w:t>Day 156 objective  Complete the assessment and reflection for Ai Agents And Tool Use: Apply AI agents and tool use safely and explain the result in a professional technical report.</w:t>
+        <w:t>Day 156 objective  Complete the applied practice for Prompt Injection, Data Exfiltration, and Tool Misuse: Evaluate a sandbox assistant without connecting sensitive tools.</w:t>
       </w:r>
     </w:p>
     <w:p>
@@ -270,7 +270,7 @@
           <w:b w:val="0"/>
           <w:sz w:val="22"/>
         </w:rPr>
-        <w:t>Submit: Final artifact, demonstration evidence, 150-300 word reflection, and self-score against the rubric..</w:t>
+        <w:t>Submit: Setup evidence, completed practical artifact, independent verification record, safety/ethics check, and short technical report..</w:t>
       </w:r>
     </w:p>
     <w:p>
@@ -619,7 +619,7 @@
           <w:b w:val="0"/>
           <w:sz w:val="20"/>
         </w:rPr>
-        <w:t>Curriculum objective (source of truth): Apply AI agents and tool use safely and explain the result in a professional technical report.</w:t>
+        <w:t>Curriculum objective (source of truth): Evaluate a sandbox assistant without connecting sensitive tools.</w:t>
       </w:r>
     </w:p>
     <w:p>
@@ -631,7 +631,7 @@
           <w:b w:val="0"/>
           <w:sz w:val="22"/>
         </w:rPr>
-        <w:t>Explain Ai Agents And Tool Use to a supervisor in under two minutes.</w:t>
+        <w:t>Explain Prompt Injection, Data Exfiltration, and Tool Misuse to a supervisor in under two minutes.</w:t>
       </w:r>
     </w:p>
     <w:p>
@@ -643,7 +643,7 @@
           <w:b w:val="0"/>
           <w:sz w:val="22"/>
         </w:rPr>
-        <w:t>Configure or verify the approved tools required for Ai Agents And Tool Use.</w:t>
+        <w:t>Configure or verify the approved tools required for Prompt Injection, Data Exfiltration, and Tool Misuse.</w:t>
       </w:r>
     </w:p>
     <w:p>
@@ -655,7 +655,7 @@
           <w:b w:val="0"/>
           <w:sz w:val="22"/>
         </w:rPr>
-        <w:t>Implement or perform the assessment and reflection practical for this topic.</w:t>
+        <w:t>Implement or perform the applied practice practical for this topic.</w:t>
       </w:r>
     </w:p>
     <w:p>
@@ -711,7 +711,7 @@
           <w:b w:val="0"/>
           <w:sz w:val="22"/>
         </w:rPr>
-        <w:t>Define the professional meaning of “Ai Agents And Tool Use” before you use tools. Do not split the title into meaningless words. Connect each concept to today's practical action.</w:t>
+        <w:t>Define the professional meaning of “Prompt Injection, Data Exfiltration, and Tool Misuse” before you use tools. Do not split the title into meaningless words. Connect each concept to today's practical action.</w:t>
       </w:r>
     </w:p>
     <w:tbl>
@@ -1266,7 +1266,7 @@
           <w:b w:val="0"/>
           <w:sz w:val="22"/>
         </w:rPr>
-        <w:t>Tools available: Python, Jupyter, VS Code, local/open models where practical.</w:t>
+        <w:t>Tools available: Python, VS Code, Git, OWASP/NIST guidance, sandbox test tools.</w:t>
       </w:r>
     </w:p>
     <w:p>
@@ -1381,7 +1381,7 @@
               <w:rPr>
                 <w:sz w:val="18"/>
               </w:rPr>
-              <w:t>Python, Jupyter, VS Code, local/open models where practical</w:t>
+              <w:t>Python, VS Code, Git, OWASP/NIST guidance, sandbox test tools</w:t>
             </w:r>
           </w:p>
         </w:tc>
@@ -1463,7 +1463,7 @@
           <w:b w:val="0"/>
           <w:sz w:val="18"/>
         </w:rPr>
-        <w:t>└── Day_156_Ai_Agents_And_Tool_Use/</w:t>
+        <w:t>└── Day_156_Prompt_Injection_Data_Exfiltration_and_Tool_Misu/</w:t>
       </w:r>
     </w:p>
     <w:p>
@@ -1616,7 +1616,7 @@
           <w:b w:val="0"/>
           <w:sz w:val="18"/>
         </w:rPr>
-        <w:t>mkdir Beyond_AI_Internship\Day_156_Ai_Agents_And_Tool_Use\evidence, Beyond_AI_Internship\Day_156_Ai_Agents_And_Tool_Use\notebooks, Beyond_AI_Internship\Day_156_Ai_Agents_And_Tool_Use\src, Beyond_AI_Internship\Day_156_Ai_Agents_And_Tool_Use\data, Beyond_AI_Internship\Day_156_Ai_Agents_And_Tool_Use\output, Beyond_AI_Internship\Day_156_Ai_Agents_And_Tool_Use\report -Force</w:t>
+        <w:t>mkdir Beyond_AI_Internship\Day_156_Prompt_Injection_Data_Exfiltration_and_Tool_Misu\evidence, Beyond_AI_Internship\Day_156_Prompt_Injection_Data_Exfiltration_and_Tool_Misu\notebooks, Beyond_AI_Internship\Day_156_Prompt_Injection_Data_Exfiltration_and_Tool_Misu\src, Beyond_AI_Internship\Day_156_Prompt_Injection_Data_Exfiltration_and_Tool_Misu\data, Beyond_AI_Internship\Day_156_Prompt_Injection_Data_Exfiltration_and_Tool_Misu\output, Beyond_AI_Internship\Day_156_Prompt_Injection_Data_Exfiltration_and_Tool_Misu\report -Force</w:t>
       </w:r>
     </w:p>
     <w:p/>
@@ -1657,7 +1657,7 @@
           <w:b w:val="0"/>
           <w:sz w:val="18"/>
         </w:rPr>
-        <w:t>mkdir -p Beyond_AI_Internship/Day_156_Ai_Agents_And_Tool_Use/{evidence,notebooks,src,data,output,report}</w:t>
+        <w:t>mkdir -p Beyond_AI_Internship/Day_156_Prompt_Injection_Data_Exfiltration_and_Tool_Misu/{evidence,notebooks,src,data,output,report}</w:t>
       </w:r>
     </w:p>
     <w:p/>
@@ -1773,7 +1773,7 @@
           <w:color w:val="0B3F90"/>
           <w:sz w:val="24"/>
         </w:rPr>
-        <w:t>Assessment and reflection: Ai Agents And Tool Use</w:t>
+        <w:t>Applied practice: Prompt Injection, Data Exfiltration, and Tool Misuse</w:t>
       </w:r>
     </w:p>
     <w:p>
@@ -1797,7 +1797,7 @@
           <w:b w:val="0"/>
           <w:sz w:val="20"/>
         </w:rPr>
-        <w:t>• Complete the practical assessment for AI agents and tool use, demonstrate the result, and explain decisions in your own words.</w:t>
+        <w:t>• Review Day 155 prerequisites and read the complete Day 156 objective before changing the lab.</w:t>
       </w:r>
     </w:p>
     <w:p>
@@ -1809,7 +1809,7 @@
           <w:b w:val="0"/>
           <w:sz w:val="20"/>
         </w:rPr>
-        <w:t>• Work only in an authorized lab, VM or on equipment assigned by Beyond.</w:t>
+        <w:t>• Prepare only the authorized workstation, VM, account, dataset, or sandbox; capture the approved starting state.</w:t>
       </w:r>
     </w:p>
     <w:p>
@@ -1821,7 +1821,67 @@
           <w:b w:val="0"/>
           <w:sz w:val="20"/>
         </w:rPr>
-        <w:t>• Keep time entries truthful and ask the supervisor before changing production equipment.</w:t>
+        <w:t>• Create the folder Day_156_prompt_injection_data_exfiltration_and_tool_misuse with evidence, src or notebooks, output, and report subfolders as relevant.</w:t>
+      </w:r>
+    </w:p>
+    <w:p>
+      <w:pPr>
+        <w:spacing w:after="120"/>
+      </w:pPr>
+      <w:r>
+        <w:rPr>
+          <w:b w:val="0"/>
+          <w:sz w:val="20"/>
+        </w:rPr>
+        <w:t>• Complete the practical objective: Evaluate a sandbox assistant without connecting sensitive tools.</w:t>
+      </w:r>
+    </w:p>
+    <w:p>
+      <w:pPr>
+        <w:spacing w:after="120"/>
+      </w:pPr>
+      <w:r>
+        <w:rPr>
+          <w:b w:val="0"/>
+          <w:sz w:val="20"/>
+        </w:rPr>
+        <w:t>• Record tool versions, inputs, assumptions, commands or code, expected output, observed output, and any deviations.</w:t>
+      </w:r>
+    </w:p>
+    <w:p>
+      <w:pPr>
+        <w:spacing w:after="120"/>
+      </w:pPr>
+      <w:r>
+        <w:rPr>
+          <w:b w:val="0"/>
+          <w:sz w:val="20"/>
+        </w:rPr>
+        <w:t>• Verify the result independently by rerunning from a clean state, checking a second measurement/test, or obtaining recorded peer review.</w:t>
+      </w:r>
+    </w:p>
+    <w:p>
+      <w:pPr>
+        <w:spacing w:after="120"/>
+      </w:pPr>
+      <w:r>
+        <w:rPr>
+          <w:b w:val="0"/>
+          <w:sz w:val="20"/>
+        </w:rPr>
+        <w:t>• Perform the relevant privacy, bias, security, licensing, and human-oversight checks before accepting the result.</w:t>
+      </w:r>
+    </w:p>
+    <w:p>
+      <w:pPr>
+        <w:spacing w:after="120"/>
+      </w:pPr>
+      <w:r>
+        <w:rPr>
+          <w:b w:val="0"/>
+          <w:sz w:val="20"/>
+        </w:rPr>
+        <w:t>• Package the required evidence and write a concise professional technical report with an AI-assistance disclosure.</w:t>
       </w:r>
     </w:p>
     <w:p>
@@ -1847,7 +1907,7 @@
           <w:b w:val="0"/>
           <w:sz w:val="18"/>
         </w:rPr>
-        <w:t># day_156_lab.py — Assessment and reflection: Ai Agents And Tool Use</w:t>
+        <w:t># day_156_lab.py — Applied practice: Prompt Injection, Data Exfiltration, and Tool Misuse</w:t>
       </w:r>
     </w:p>
     <w:p>
@@ -1889,7 +1949,7 @@
           <w:b w:val="0"/>
           <w:sz w:val="18"/>
         </w:rPr>
-        <w:t>"""Day 156 practical starter for Ai Agents And Tool Use.</w:t>
+        <w:t>"""Day 156 practical starter for Prompt Injection, Data Exfiltration, and Tool Misuse.</w:t>
       </w:r>
     </w:p>
     <w:p>
@@ -2071,7 +2131,7 @@
           <w:b w:val="0"/>
           <w:sz w:val="18"/>
         </w:rPr>
-        <w:t xml:space="preserve">    print("Program topic:", 'Ai Agents And Tool Use')</w:t>
+        <w:t xml:space="preserve">    print("Program topic:", 'Prompt Injection, Data Exfiltration, and Tool Misuse')</w:t>
       </w:r>
     </w:p>
     <w:p>
@@ -2085,7 +2145,7 @@
           <w:b w:val="0"/>
           <w:sz w:val="18"/>
         </w:rPr>
-        <w:t xml:space="preserve">    print("Day mode:", 'Assessment and reflection')</w:t>
+        <w:t xml:space="preserve">    print("Day mode:", 'Applied practice')</w:t>
       </w:r>
     </w:p>
     <w:p>
@@ -5690,7 +5750,7 @@
           <w:b w:val="0"/>
           <w:sz w:val="22"/>
         </w:rPr>
-        <w:t>Objective addressed for Ai Agents And Tool Use</w:t>
+        <w:t>Objective addressed for Prompt Injection, Data Exfiltration, and Tool Misuse</w:t>
       </w:r>
     </w:p>
     <w:p>
@@ -5702,7 +5762,7 @@
           <w:b w:val="0"/>
           <w:sz w:val="22"/>
         </w:rPr>
-        <w:t>Assessment and reflection practical completed</w:t>
+        <w:t>Applied practice practical completed</w:t>
       </w:r>
     </w:p>
     <w:p>
@@ -5794,7 +5854,7 @@
           <w:b w:val="0"/>
           <w:sz w:val="22"/>
         </w:rPr>
-        <w:t>Matches: Final artifact, demonstration evidence, 150-300 word reflection, and self-score against the rubric.</w:t>
+        <w:t>Matches: Setup evidence, completed practical artifact, independent verification record, safety/ethics check, and short technical report.</w:t>
       </w:r>
     </w:p>
     <w:p>
@@ -5826,7 +5886,7 @@
           <w:b w:val="0"/>
           <w:sz w:val="22"/>
         </w:rPr>
-        <w:t>Explain Ai Agents And Tool Use without reading.</w:t>
+        <w:t>Explain Prompt Injection, Data Exfiltration, and Tool Misuse without reading.</w:t>
       </w:r>
     </w:p>
     <w:p>
@@ -5918,7 +5978,7 @@
           <w:b w:val="0"/>
           <w:sz w:val="22"/>
         </w:rPr>
-        <w:t>Today is Day 156 (Assessment and reflection) on Ai Agents And Tool Use. I worked only in the authorized Beyond AI / data / software lab. I completed the practical objective, verified with a second check, and packaged evidence. Main risk: unauthorized or unsafe action; control: checklist + supervisor escalation. Limitation: classroom/lab scope only. Next: continue the topic cycle and keep documentation reproducible.</w:t>
+        <w:t>Today is Day 156 (Applied practice) on Prompt Injection, Data Exfiltration, and Tool Misuse. I worked only in the authorized Beyond AI / data / software lab. I completed the practical objective, verified with a second check, and packaged evidence. Main risk: unauthorized or unsafe action; control: checklist + supervisor escalation. Limitation: classroom/lab scope only. Next: continue the topic cycle and keep documentation reproducible.</w:t>
       </w:r>
     </w:p>
     <w:p>
